--- a/格式化前.docx
+++ b/格式化前.docx
@@ -4,302 +4,584 @@
   <w:body>
     <w:p>
       <w:pPr>
-        <w:bidi w:val="0"/>
-      </w:pPr>
-      <w:r>
+        <w:rPr>
+          <w:rFonts w:hint="eastAsia"/>
+        </w:rPr>
+      </w:pPr>
+      <w:r>
+        <w:rPr>
+          <w:rFonts w:hint="eastAsia"/>
+        </w:rPr>
         <w:t>Word格式化工具（GB/T 9704-2012）</w:t>
       </w:r>
     </w:p>
     <w:p>
       <w:pPr>
-        <w:bidi w:val="0"/>
-      </w:pPr>
-      <w:r>
+        <w:rPr>
+          <w:rFonts w:hint="eastAsia"/>
+        </w:rPr>
+      </w:pPr>
+      <w:r>
+        <w:rPr>
+          <w:rFonts w:hint="eastAsia"/>
+        </w:rPr>
         <w:t>一、工具简介</w:t>
       </w:r>
     </w:p>
     <w:p>
       <w:pPr>
-        <w:bidi w:val="0"/>
-      </w:pPr>
-      <w:r>
+        <w:rPr>
+          <w:rFonts w:hint="eastAsia"/>
+        </w:rPr>
+      </w:pPr>
+      <w:r>
+        <w:rPr>
+          <w:rFonts w:hint="eastAsia"/>
+        </w:rPr>
         <w:t>便捷的Word文档格式化工具，严格遵循GB/T 9704-2012标准，可快速完成文档格式标准化设置，无需手动逐一调整。</w:t>
       </w:r>
     </w:p>
     <w:p>
       <w:pPr>
-        <w:bidi w:val="0"/>
-      </w:pPr>
-      <w:r>
+        <w:rPr>
+          <w:rFonts w:hint="eastAsia"/>
+        </w:rPr>
+      </w:pPr>
+      <w:r>
+        <w:rPr>
+          <w:rFonts w:hint="eastAsia"/>
+        </w:rPr>
         <w:t>全程本地运行，无文档内容泄露风险。</w:t>
       </w:r>
     </w:p>
     <w:p>
       <w:pPr>
-        <w:bidi w:val="0"/>
-      </w:pPr>
-      <w:r>
+        <w:rPr>
+          <w:rFonts w:hint="eastAsia"/>
+        </w:rPr>
+      </w:pPr>
+      <w:r>
+        <w:rPr>
+          <w:rFonts w:hint="eastAsia"/>
+        </w:rPr>
         <w:t>二、使用方法</w:t>
       </w:r>
     </w:p>
     <w:p>
       <w:pPr>
-        <w:bidi w:val="0"/>
-      </w:pPr>
-      <w:r>
+        <w:rPr>
+          <w:rFonts w:hint="eastAsia"/>
+        </w:rPr>
+      </w:pPr>
+      <w:r>
+        <w:rPr>
+          <w:rFonts w:hint="eastAsia"/>
+        </w:rPr>
         <w:t>（一）导入缺失字体</w:t>
       </w:r>
     </w:p>
     <w:p>
       <w:pPr>
-        <w:bidi w:val="0"/>
-      </w:pPr>
-      <w:r>
-        <w:t>1.双击字体ttf文件，点击「安装」即可（见下图）：</w:t>
-      </w:r>
-    </w:p>
-    <w:p>
-      <w:pPr>
-        <w:bidi w:val="0"/>
-      </w:pPr>
-      <w:r>
-        <w:t>2.字体资源：存放在[font]目录下，包含：</w:t>
-      </w:r>
-    </w:p>
-    <w:p>
-      <w:pPr>
-        <w:bidi w:val="0"/>
-      </w:pPr>
-      <w:r>
-        <w:rPr>
-          <w:rFonts w:hint="eastAsia"/>
-          <w:lang w:val="en-US" w:eastAsia="zh-CN"/>
-        </w:rPr>
-        <w:t>(1)</w:t>
-      </w:r>
-      <w:r>
-        <w:fldChar w:fldCharType="begin"/>
-      </w:r>
-      <w:r>
-        <w:instrText xml:space="preserve"> HYPERLINK "font/%E6%A5%B7%E4%BD%93_GB2312.ttf" </w:instrText>
-      </w:r>
-      <w:r>
-        <w:fldChar w:fldCharType="separate"/>
-      </w:r>
-      <w:r>
-        <w:t>楷体_GB2312.ttf</w:t>
-      </w:r>
-      <w:r>
-        <w:fldChar w:fldCharType="end"/>
-      </w:r>
-    </w:p>
-    <w:p>
-      <w:pPr>
-        <w:bidi w:val="0"/>
-      </w:pPr>
-      <w:r>
-        <w:rPr>
-          <w:rFonts w:hint="eastAsia"/>
-          <w:lang w:val="en-US" w:eastAsia="zh-CN"/>
-        </w:rPr>
-        <w:t>(2)</w:t>
-      </w:r>
+        <w:rPr>
+          <w:rFonts w:hint="eastAsia"/>
+        </w:rPr>
+      </w:pPr>
+      <w:r>
+        <w:rPr>
+          <w:rFonts w:hint="eastAsia"/>
+        </w:rPr>
+        <w:t>1.安装字体</w:t>
+      </w:r>
+    </w:p>
+    <w:p>
+      <w:pPr>
+        <w:rPr>
+          <w:rFonts w:hint="eastAsia"/>
+        </w:rPr>
+      </w:pPr>
+      <w:r>
+        <w:rPr>
+          <w:rFonts w:hint="eastAsia"/>
+        </w:rPr>
+        <w:t xml:space="preserve">双击字体ttf文件，点击「安装」即可（见下图）： </w:t>
+      </w:r>
+    </w:p>
+    <w:p>
+      <w:pPr>
+        <w:rPr>
+          <w:rFonts w:hint="eastAsia"/>
+        </w:rPr>
+      </w:pPr>
+      <w:r>
+        <w:rPr>
+          <w:rFonts w:hint="eastAsia"/>
+        </w:rPr>
+        <w:t>2.字体资源</w:t>
+      </w:r>
+    </w:p>
+    <w:p>
+      <w:pPr>
+        <w:rPr>
+          <w:rFonts w:hint="eastAsia"/>
+        </w:rPr>
+      </w:pPr>
+      <w:r>
+        <w:rPr>
+          <w:rFonts w:hint="eastAsia"/>
+        </w:rPr>
+        <w:t>存放在国标及字体目录下，包含：</w:t>
+      </w:r>
+    </w:p>
+    <w:p>
+      <w:pPr>
+        <w:rPr>
+          <w:rFonts w:hint="eastAsia"/>
+        </w:rPr>
+      </w:pPr>
+      <w:r>
+        <w:rPr>
+          <w:rFonts w:hint="eastAsia"/>
+        </w:rPr>
+        <w:t>（1）楷体_GB2312.ttf</w:t>
+      </w:r>
+    </w:p>
+    <w:p>
+      <w:pPr>
+        <w:rPr>
+          <w:rFonts w:hint="eastAsia"/>
+        </w:rPr>
+      </w:pPr>
+      <w:r>
+        <w:rPr>
+          <w:rFonts w:hint="eastAsia"/>
+        </w:rPr>
+        <w:t>（2）仿宋_GB2312.ttf</w:t>
+      </w:r>
+    </w:p>
+    <w:p>
+      <w:pPr>
+        <w:rPr>
+          <w:rFonts w:hint="eastAsia"/>
+        </w:rPr>
+      </w:pPr>
+      <w:r>
+        <w:rPr>
+          <w:rFonts w:hint="eastAsia"/>
+        </w:rPr>
+        <w:t>3.导入效果：</w:t>
+      </w:r>
+    </w:p>
+    <w:p>
+      <w:pPr>
+        <w:rPr>
+          <w:rFonts w:hint="eastAsia"/>
+        </w:rPr>
+      </w:pPr>
+      <w:r>
+        <w:rPr>
+          <w:rFonts w:hint="eastAsia"/>
+        </w:rPr>
+        <w:t xml:space="preserve">WPS中可查看本机已安装楷体_GB2312、仿宋_GB2312字体 </w:t>
+      </w:r>
+    </w:p>
+    <w:p>
+      <w:pPr>
+        <w:rPr>
+          <w:rFonts w:hint="eastAsia"/>
+        </w:rPr>
+      </w:pPr>
+      <w:r>
+        <w:rPr>
+          <w:rFonts w:hint="eastAsia"/>
+        </w:rPr>
+        <w:t>（二）添加脚本</w:t>
+      </w:r>
+    </w:p>
+    <w:p>
+      <w:pPr>
+        <w:rPr>
+          <w:rFonts w:hint="eastAsia"/>
+        </w:rPr>
+      </w:pPr>
+      <w:r>
+        <w:rPr>
+          <w:rFonts w:hint="eastAsia"/>
+        </w:rPr>
+        <w:t>1.创建模块</w:t>
+      </w:r>
+    </w:p>
+    <w:p>
+      <w:pPr>
+        <w:rPr>
+          <w:rFonts w:hint="eastAsia"/>
+        </w:rPr>
+      </w:pPr>
+      <w:r>
+        <w:rPr>
+          <w:rFonts w:hint="eastAsia"/>
+        </w:rPr>
+        <w:t>打开WPS → 工具 → 开发工具 → 切换至VB环境 → 查看代码 → 右击Normal → 插入 → 模块</w:t>
+      </w:r>
+    </w:p>
+    <w:p>
+      <w:pPr>
+        <w:rPr>
+          <w:rFonts w:hint="eastAsia"/>
+        </w:rPr>
+      </w:pPr>
+      <w:r>
+        <w:rPr>
+          <w:rFonts w:hint="eastAsia"/>
+        </w:rPr>
+        <w:t>2.复制脚本</w:t>
+      </w:r>
+    </w:p>
+    <w:p>
+      <w:pPr>
+        <w:rPr>
+          <w:rFonts w:hint="eastAsia"/>
+        </w:rPr>
+      </w:pPr>
+      <w:r>
+        <w:rPr>
+          <w:rFonts w:hint="eastAsia"/>
+        </w:rPr>
+        <w:t>复制脚本Format2GBT9704_2012.txt中的内容，粘贴至模块1，关闭窗口即可。</w:t>
+      </w:r>
+    </w:p>
+    <w:p>
+      <w:pPr>
+        <w:rPr>
+          <w:rFonts w:hint="eastAsia"/>
+        </w:rPr>
+      </w:pPr>
+      <w:r>
+        <w:rPr>
+          <w:rFonts w:hint="eastAsia"/>
+        </w:rPr>
+        <w:t>（三）使用脚本</w:t>
+      </w:r>
+    </w:p>
+    <w:p>
+      <w:pPr>
+        <w:rPr>
+          <w:rFonts w:hint="eastAsia"/>
+        </w:rPr>
+      </w:pPr>
+      <w:r>
+        <w:rPr>
+          <w:rFonts w:hint="eastAsia"/>
+        </w:rPr>
+        <w:t>1.运行宏脚本</w:t>
+      </w:r>
+    </w:p>
+    <w:p>
+      <w:pPr>
+        <w:rPr>
+          <w:rFonts w:hint="eastAsia"/>
+        </w:rPr>
+      </w:pPr>
+      <w:r>
+        <w:rPr>
+          <w:rFonts w:hint="eastAsia"/>
+        </w:rPr>
+        <w:t>打开WPS → 工具 → 运行宏 → 选择「Format2GBT9704_2012」→ 点击运行</w:t>
+      </w:r>
+    </w:p>
+    <w:p>
+      <w:pPr>
+        <w:rPr>
+          <w:rFonts w:hint="eastAsia"/>
+        </w:rPr>
+      </w:pPr>
+      <w:r>
+        <w:rPr>
+          <w:rFonts w:hint="eastAsia"/>
+        </w:rPr>
+        <w:t>2.成功提示</w:t>
+      </w:r>
+    </w:p>
+    <w:p>
+      <w:pPr>
+        <w:rPr>
+          <w:rFonts w:hint="eastAsia"/>
+        </w:rPr>
+      </w:pPr>
+      <w:r>
+        <w:rPr>
+          <w:rFonts w:hint="eastAsia"/>
+        </w:rPr>
+        <w:t>运行成功后，将弹出「格式化完成」提示。</w:t>
+      </w:r>
+    </w:p>
+    <w:p>
+      <w:pPr>
+        <w:rPr>
+          <w:rFonts w:hint="eastAsia"/>
+        </w:rPr>
+      </w:pPr>
+      <w:r>
+        <w:rPr>
+          <w:rFonts w:hint="eastAsia"/>
+        </w:rPr>
+        <w:t>三、可格式化具体内容</w:t>
+      </w:r>
+    </w:p>
+    <w:p>
+      <w:pPr>
+        <w:rPr>
+          <w:rFonts w:hint="eastAsia"/>
+        </w:rPr>
+      </w:pPr>
+      <w:r>
+        <w:rPr>
+          <w:rFonts w:hint="eastAsia"/>
+        </w:rPr>
+        <w:t>（一）页面设置</w:t>
+      </w:r>
+    </w:p>
+    <w:p>
+      <w:pPr>
+        <w:rPr>
+          <w:rFonts w:hint="eastAsia"/>
+        </w:rPr>
+      </w:pPr>
+      <w:r>
+        <w:rPr>
+          <w:rFonts w:hint="eastAsia"/>
+        </w:rPr>
+        <w:t>1.页边距</w:t>
+      </w:r>
+    </w:p>
+    <w:p>
+      <w:pPr>
+        <w:rPr>
+          <w:rFonts w:hint="eastAsia"/>
+        </w:rPr>
+      </w:pPr>
+      <w:r>
+        <w:rPr>
+          <w:rFonts w:hint="eastAsia"/>
+        </w:rPr>
+        <w:t>上3.7cm、下3.5cm、左2.7cm、右2.7cm</w:t>
+      </w:r>
+    </w:p>
+    <w:p>
+      <w:pPr>
+        <w:rPr>
+          <w:rFonts w:hint="eastAsia"/>
+        </w:rPr>
+      </w:pPr>
+      <w:r>
+        <w:rPr>
+          <w:rFonts w:hint="eastAsia"/>
+        </w:rPr>
+        <w:t>2.行距</w:t>
+      </w:r>
+    </w:p>
+    <w:p>
+      <w:pPr>
+        <w:rPr>
+          <w:rFonts w:hint="eastAsia"/>
+        </w:rPr>
+      </w:pPr>
+      <w:r>
+        <w:rPr>
+          <w:rFonts w:hint="eastAsia"/>
+        </w:rPr>
+        <w:t>固定值28磅</w:t>
+      </w:r>
+    </w:p>
+    <w:p>
+      <w:pPr>
+        <w:rPr>
+          <w:rFonts w:hint="eastAsia"/>
+        </w:rPr>
+      </w:pPr>
+      <w:r>
+        <w:rPr>
+          <w:rFonts w:hint="eastAsia"/>
+        </w:rPr>
+        <w:t>（一）格式标准</w:t>
+      </w:r>
+    </w:p>
+    <w:p>
+      <w:pPr>
+        <w:rPr>
+          <w:rFonts w:hint="eastAsia"/>
+        </w:rPr>
+      </w:pPr>
+      <w:r>
+        <w:rPr>
+          <w:rFonts w:hint="eastAsia"/>
+        </w:rPr>
+        <w:t>1.标题</w:t>
+      </w:r>
+    </w:p>
+    <w:p>
+      <w:pPr>
+        <w:rPr>
+          <w:rFonts w:hint="eastAsia"/>
+        </w:rPr>
+      </w:pPr>
+      <w:r>
+        <w:rPr>
+          <w:rFonts w:hint="eastAsia"/>
+        </w:rPr>
+        <w:t>方正小标宋简体 二号，标题后空一行</w:t>
+      </w:r>
+    </w:p>
+    <w:p>
+      <w:pPr>
+        <w:rPr>
+          <w:rFonts w:hint="eastAsia"/>
+        </w:rPr>
+      </w:pPr>
+      <w:r>
+        <w:rPr>
+          <w:rFonts w:hint="eastAsia"/>
+        </w:rPr>
+        <w:t>2.一级标题</w:t>
+      </w:r>
+    </w:p>
+    <w:p>
+      <w:pPr>
+        <w:rPr>
+          <w:rFonts w:hint="eastAsia"/>
+        </w:rPr>
+      </w:pPr>
+      <w:r>
+        <w:rPr>
+          <w:rFonts w:hint="eastAsia"/>
+        </w:rPr>
+        <w:t>黑体 三号，缩进2字符，层次序数使用“一、二、三、四、五、六、七、八、九、十”</w:t>
+      </w:r>
+    </w:p>
+    <w:p>
+      <w:pPr>
+        <w:rPr>
+          <w:rFonts w:hint="eastAsia"/>
+        </w:rPr>
+      </w:pPr>
+      <w:r>
+        <w:rPr>
+          <w:rFonts w:hint="eastAsia"/>
+        </w:rPr>
+        <w:t>3.二级标题</w:t>
+      </w:r>
+    </w:p>
+    <w:p>
+      <w:pPr>
+        <w:rPr>
+          <w:rFonts w:hint="eastAsia"/>
+        </w:rPr>
+      </w:pPr>
+      <w:r>
+        <w:rPr>
+          <w:rFonts w:hint="eastAsia"/>
+        </w:rPr>
+        <w:t>楷体_GB2312 三号，缩进2字符，层次序数使用“（一）（二）（三）（四）（五）（六）（七）（八）（九）（十）”</w:t>
+      </w:r>
+    </w:p>
+    <w:p>
+      <w:pPr>
+        <w:rPr>
+          <w:rFonts w:hint="eastAsia"/>
+        </w:rPr>
+      </w:pPr>
+      <w:r>
+        <w:rPr>
+          <w:rFonts w:hint="eastAsia"/>
+        </w:rPr>
+        <w:t>4.三级标题</w:t>
+      </w:r>
+    </w:p>
+    <w:p>
+      <w:pPr>
+        <w:rPr>
+          <w:rFonts w:hint="eastAsia"/>
+        </w:rPr>
+      </w:pPr>
+      <w:r>
+        <w:rPr>
+          <w:rFonts w:hint="eastAsia"/>
+        </w:rPr>
+        <w:t>仿宋_GB2312 三号，缩进2字符，层次序数使用“1.2.3.4.5.6.7.8.9.10.”</w:t>
+      </w:r>
+    </w:p>
+    <w:p>
+      <w:pPr>
+        <w:rPr>
+          <w:rFonts w:hint="eastAsia"/>
+        </w:rPr>
+      </w:pPr>
+      <w:r>
+        <w:rPr>
+          <w:rFonts w:hint="eastAsia"/>
+        </w:rPr>
+        <w:t>5.四级标题</w:t>
+      </w:r>
+    </w:p>
+    <w:p>
+      <w:pPr>
+        <w:rPr>
+          <w:rFonts w:hint="eastAsia"/>
+        </w:rPr>
+      </w:pPr>
+      <w:r>
+        <w:rPr>
+          <w:rFonts w:hint="eastAsia"/>
+        </w:rPr>
+        <w:t>仿宋_GB2312 三号，缩进2字符，层次序数使用“(1)(2)(3)(4)(5)(6)(7)(8)(9)(10)”</w:t>
+      </w:r>
+    </w:p>
+    <w:p>
+      <w:pPr>
+        <w:rPr>
+          <w:rFonts w:hint="eastAsia"/>
+        </w:rPr>
+      </w:pPr>
       <w:bookmarkStart w:id="0" w:name="_GoBack"/>
       <w:bookmarkEnd w:id="0"/>
       <w:r>
-        <w:fldChar w:fldCharType="begin"/>
-      </w:r>
-      <w:r>
-        <w:instrText xml:space="preserve"> HYPERLINK "font/%E4%BB%BF%E5%AE%8B_GB2312.ttf" </w:instrText>
-      </w:r>
-      <w:r>
-        <w:fldChar w:fldCharType="separate"/>
-      </w:r>
-      <w:r>
-        <w:t>仿宋_GB2312.ttf</w:t>
-      </w:r>
-      <w:r>
-        <w:fldChar w:fldCharType="end"/>
-      </w:r>
-    </w:p>
-    <w:p>
-      <w:pPr>
-        <w:bidi w:val="0"/>
-      </w:pPr>
-      <w:r>
-        <w:t>3.导入效果：WPS中可查看本机已安装楷体_GB2312、仿宋_GB2312字体</w:t>
-      </w:r>
-    </w:p>
-    <w:p>
-      <w:pPr>
-        <w:bidi w:val="0"/>
-      </w:pPr>
-      <w:r>
-        <w:t>（二）添加脚本</w:t>
-      </w:r>
-    </w:p>
-    <w:p>
-      <w:pPr>
-        <w:bidi w:val="0"/>
-      </w:pPr>
-      <w:r>
-        <w:t>1.打开WPS → 工具 → 开发工具 → 切换至VB环境 → 查看代码 → 右击Normal → 插入 → 模块</w:t>
-      </w:r>
-    </w:p>
-    <w:p>
-      <w:pPr>
-        <w:bidi w:val="0"/>
-      </w:pPr>
-      <w:r>
-        <w:t>2.复制</w:t>
-      </w:r>
-      <w:r>
-        <w:fldChar w:fldCharType="begin"/>
-      </w:r>
-      <w:r>
-        <w:instrText xml:space="preserve"> HYPERLINK "Format2GBT9704_2012.txt" </w:instrText>
-      </w:r>
-      <w:r>
-        <w:fldChar w:fldCharType="separate"/>
-      </w:r>
-      <w:r>
-        <w:t>Format2GBT9704_2012.txt</w:t>
-      </w:r>
-      <w:r>
-        <w:fldChar w:fldCharType="end"/>
-      </w:r>
-      <w:r>
-        <w:t>中的内容，粘贴至模块1，关闭窗口即可。</w:t>
-      </w:r>
-    </w:p>
-    <w:p>
-      <w:pPr>
-        <w:bidi w:val="0"/>
-      </w:pPr>
-      <w:r>
-        <w:t>（三）使用脚本</w:t>
-      </w:r>
-    </w:p>
-    <w:p>
-      <w:pPr>
-        <w:bidi w:val="0"/>
-      </w:pPr>
-      <w:r>
-        <w:t>1.打开WPS → 工具 → 运行宏 → 选择「Format2GBT9704_2012」→ 点击运行</w:t>
-      </w:r>
-    </w:p>
-    <w:p>
-      <w:pPr>
-        <w:bidi w:val="0"/>
-      </w:pPr>
-      <w:r>
-        <w:t>2.运行成功后，将弹出「格式化完成」提示。</w:t>
-      </w:r>
-    </w:p>
-    <w:p>
-      <w:pPr>
-        <w:bidi w:val="0"/>
-      </w:pPr>
-      <w:r>
-        <w:t>三、可格式化具体内容</w:t>
-      </w:r>
-    </w:p>
-    <w:p>
-      <w:pPr>
-        <w:bidi w:val="0"/>
-      </w:pPr>
-      <w:r>
-        <w:t>（一）页面设置</w:t>
-      </w:r>
-    </w:p>
-    <w:p>
-      <w:pPr>
-        <w:bidi w:val="0"/>
-      </w:pPr>
-      <w:r>
-        <w:t>1.页边距：上3.7cm、下3.5cm、左2.7cm、右2.7cm</w:t>
-      </w:r>
-    </w:p>
-    <w:p>
-      <w:pPr>
-        <w:bidi w:val="0"/>
-      </w:pPr>
-      <w:r>
-        <w:t>2.行距：固定值28磅</w:t>
-      </w:r>
-    </w:p>
-    <w:p>
-      <w:pPr>
-        <w:bidi w:val="0"/>
-      </w:pPr>
-      <w:r>
-        <w:t>（</w:t>
-      </w:r>
-      <w:r>
-        <w:rPr>
-          <w:rFonts w:hint="eastAsia"/>
-          <w:lang w:val="en-US" w:eastAsia="zh-CN"/>
-        </w:rPr>
-        <w:t>二</w:t>
-      </w:r>
-      <w:r>
-        <w:t>）格式标准</w:t>
-      </w:r>
-    </w:p>
-    <w:p>
-      <w:pPr>
-        <w:bidi w:val="0"/>
-      </w:pPr>
-      <w:r>
-        <w:t>1.标题：方正小标宋简体 二号，标题后空一行</w:t>
-      </w:r>
-    </w:p>
-    <w:p>
-      <w:pPr>
-        <w:bidi w:val="0"/>
-      </w:pPr>
-      <w:r>
-        <w:t>2.一级标题：黑体 三号，缩进2字符，层次序数使用“一、二、三、四、五、六、七、八、九、十”</w:t>
-      </w:r>
-    </w:p>
-    <w:p>
-      <w:pPr>
-        <w:bidi w:val="0"/>
-      </w:pPr>
-      <w:r>
-        <w:t>3.二级标题：楷体_GB2312 三号，缩进2字符，层次序数使用“（一）（二）（三）（四）（五）（六）（七）（八）（九）（十）”</w:t>
-      </w:r>
-    </w:p>
-    <w:p>
-      <w:pPr>
-        <w:bidi w:val="0"/>
-      </w:pPr>
-      <w:r>
-        <w:t>4.三级标题：仿宋_GB2312 三号，缩进2字符，层次序数使用“1.2.3.4.5.6.7.8.9.10.”</w:t>
-      </w:r>
-    </w:p>
-    <w:p>
-      <w:pPr>
-        <w:bidi w:val="0"/>
-      </w:pPr>
-      <w:r>
-        <w:t>5.四级标题：仿宋_GB2312 三号，缩进2字符，层次序数使用“（1）（2）（3）（4）（5）（6）（7）（8）（9）（10）”</w:t>
-      </w:r>
-    </w:p>
-    <w:p>
-      <w:pPr>
-        <w:bidi w:val="0"/>
-      </w:pPr>
-      <w:r>
-        <w:t>6.正文：仿宋_GB2312 三号，首行缩进2字符</w:t>
-      </w:r>
-    </w:p>
-    <w:p>
-      <w:pPr>
-        <w:bidi w:val="0"/>
-      </w:pPr>
-      <w:r>
-        <w:t>7.数字：Times New Roman字体</w:t>
+        <w:rPr>
+          <w:rFonts w:hint="eastAsia"/>
+        </w:rPr>
+        <w:t>6.正文</w:t>
+      </w:r>
+    </w:p>
+    <w:p>
+      <w:pPr>
+        <w:rPr>
+          <w:rFonts w:hint="eastAsia"/>
+        </w:rPr>
+      </w:pPr>
+      <w:r>
+        <w:rPr>
+          <w:rFonts w:hint="eastAsia"/>
+        </w:rPr>
+        <w:t>仿宋_GB2312 三号，首行缩进2字符</w:t>
+      </w:r>
+    </w:p>
+    <w:p>
+      <w:pPr>
+        <w:rPr>
+          <w:rFonts w:hint="eastAsia"/>
+        </w:rPr>
+      </w:pPr>
+      <w:r>
+        <w:rPr>
+          <w:rFonts w:hint="eastAsia"/>
+        </w:rPr>
+        <w:t>7.数字</w:t>
+      </w:r>
+    </w:p>
+    <w:p>
+      <w:r>
+        <w:rPr>
+          <w:rFonts w:hint="eastAsia"/>
+        </w:rPr>
+        <w:t>Times New Roman字体</w:t>
       </w:r>
     </w:p>
     <w:sectPr>
